--- a/outputs/weekly/2026-W31_第31週肌力訓練計畫.docx
+++ b/outputs/weekly/2026-W31_第31週肌力訓練計畫.docx
@@ -2924,7 +2924,7 @@
           <w:color w:val="385623"/>
           <w:sz w:val="22"/>
         </w:rPr>
-        <w:t xml:space="preserve">  - 樂觀目標 (高峰發揮 / 全場未抽筋)：11:35 – 11:50 (預估中位數 11:42)</w:t>
+        <w:t xml:space="preserve">  - 樂觀目標 (高峰發揮 / 全場未抽筋)：11:19 – 11:34 (預估中位數 11:26)</w:t>
         <w:br/>
       </w:r>
       <w:r>
@@ -2934,7 +2934,7 @@
           <w:color w:val="C55A11"/>
           <w:sz w:val="22"/>
         </w:rPr>
-        <w:t xml:space="preserve">  - 中性目標 (穩定完賽 / 體力適當分配)：11:24 – 11:48 (預估中位數 11:36)</w:t>
+        <w:t xml:space="preserve">  - 中性目標 (穩定完賽 / 體力適當分配)：11:31 – 11:55 (預估中位數 11:43)</w:t>
         <w:br/>
       </w:r>
       <w:r>
@@ -2944,7 +2944,7 @@
           <w:color w:val="C00000"/>
           <w:sz w:val="22"/>
         </w:rPr>
-        <w:t xml:space="preserve">  - 保守目標 (後半程馬拉松掉速/抽筋)：11:42 – 12:17 (預估中位數 11:57)</w:t>
+        <w:t xml:space="preserve">  - 保守目標 (後半程馬拉松掉速/抽筋)：11:46 – 12:21 (預估中位數 12:01)</w:t>
         <w:br/>
       </w:r>
     </w:p>

--- a/outputs/weekly/2026-W31_第31週肌力訓練計畫.docx
+++ b/outputs/weekly/2026-W31_第31週肌力訓練計畫.docx
@@ -1059,7 +1059,7 @@
           <w:color w:val="000000"/>
           <w:sz w:val="22"/>
         </w:rPr>
-        <w:t>1. 游泳量達 11.10 km，這有助於奠定強大的水域自信，在 226 比賽中能以低能耗起水。</w:t>
+        <w:t>1. 游泳狀況：上週游泳共完成 4 次（累計 11.10 km / 3.68 小時），達計劃時間之 92.1%。這有助於奠定強大的水域自信，在 226 比賽中能以低能耗起水。</w:t>
         <w:br/>
       </w:r>
       <w:r>
@@ -1069,7 +1069,7 @@
           <w:color w:val="000000"/>
           <w:sz w:val="22"/>
         </w:rPr>
-        <w:t>2. 單車順利完成長騎，累計 146.91 km，有氧耐力良好。</w:t>
+        <w:t>2. 單車狀況：上週單車共完成 2 次（累計 146.91 km / 5.88 小時），達計劃時間之 90.5%。有氧耐力與瓦數輸出保持穩定。</w:t>
         <w:br/>
       </w:r>
       <w:r>
@@ -1079,7 +1079,17 @@
           <w:color w:val="000000"/>
           <w:sz w:val="22"/>
         </w:rPr>
-        <w:t>3. 跑步狀況：上週跑步共完成 4 次（累計 39.36 km）。轉換跑與長跑步頻節奏保持良好，請繼續維持肌肉衝擊適應。</w:t>
+        <w:t>3. 跑步狀況：上週跑步共完成 4 次（累計 39.36 km / 4.75 小時），達計劃時間之 103.6%。轉換跑與長跑步頻節奏保持良好，請繼續維持肌肉衝擊適應。</w:t>
+        <w:br/>
+      </w:r>
+      <w:r>
+        <w:rPr>
+          <w:rFonts w:ascii="Calibri" w:hAnsi="Calibri" w:eastAsia="Microsoft JhengHei"/>
+          <w:b w:val="0"/>
+          <w:color w:val="000000"/>
+          <w:sz w:val="22"/>
+        </w:rPr>
+        <w:t>4. 肌力狀況：上週未紀錄肌力訓練，本週請按課表執行主課與短課，以預防運動傷害。</w:t>
       </w:r>
     </w:p>
     <w:p>
@@ -3624,7 +3634,7 @@
                 <w:color w:val="000000"/>
                 <w:sz w:val="19"/>
               </w:rPr>
-              <w:t>Run: 有氧打底 5:40~6:00</w:t>
+              <w:t>Run: 有氧打底 5:40~6:00＋Run: 有氧打底 心率上限145bpm</w:t>
             </w:r>
           </w:p>
         </w:tc>
